--- a/SebastianSantosResume2026.docx
+++ b/SebastianSantosResume2026.docx
@@ -73,16 +73,27 @@
     </w:p>
     <w:p>
       <w:pPr>
-        <w:spacing w:after="20"/>
-        <w:rPr>
-          <w:rFonts w:ascii="Literata" w:eastAsia="Literata" w:hAnsi="Literata" w:cs="Literata"/>
-        </w:rPr>
-      </w:pPr>
-      <w:r>
-        <w:rPr>
-          <w:rFonts w:ascii="Literata" w:eastAsia="Literata" w:hAnsi="Literata" w:cs="Literata"/>
-        </w:rPr>
-        <w:t xml:space="preserve">Recent IT Software Development graduate from New Brunswick Community College with hands-on experience in AI automation, Microsoft Power Automate, SQL-integrated workflows, document management, and end-user technology support. Proactive, adaptable, and quick to learn new technologies, with strong communication, time-management, and problem-solving skills. Experienced in improving workflows, managing multiple priorities, collaborating with team members, and taking initiative in both technical projects and independent learning. </w:t>
+        <w:rPr>
+          <w:rFonts w:ascii="Literata" w:eastAsia="Literata" w:hAnsi="Literata" w:cs="Literata"/>
+        </w:rPr>
+      </w:pPr>
+      <w:r>
+        <w:rPr>
+          <w:rFonts w:ascii="Literata" w:eastAsia="Literata" w:hAnsi="Literata" w:cs="Literata"/>
+        </w:rPr>
+        <w:t>Recent IT Software Development graduate from New Brunswick Community College with hands-on experience in AI automation, Microsoft Power Automate, SQL-integrated workflows, document management, end-user technology support.</w:t>
+      </w:r>
+      <w:r>
+        <w:rPr>
+          <w:rFonts w:ascii="Literata" w:eastAsia="Literata" w:hAnsi="Literata" w:cs="Literata"/>
+        </w:rPr>
+        <w:t xml:space="preserve"> And game design and development.</w:t>
+      </w:r>
+      <w:r>
+        <w:rPr>
+          <w:rFonts w:ascii="Literata" w:eastAsia="Literata" w:hAnsi="Literata" w:cs="Literata"/>
+        </w:rPr>
+        <w:t xml:space="preserve"> Proactive, adaptable, and quick to learn new technologies, with strong communication, time-management, and problem-solving skills. Experienced in improving workflows, managing multiple priorities, collaborating with team members, and taking initiative in both technical projects and independent learning. </w:t>
       </w:r>
     </w:p>
     <w:p>
@@ -126,8 +137,8 @@
         <w:tblLook w:val="0600" w:firstRow="0" w:lastRow="0" w:firstColumn="0" w:lastColumn="0" w:noHBand="1" w:noVBand="1"/>
       </w:tblPr>
       <w:tblGrid>
-        <w:gridCol w:w="5445"/>
-        <w:gridCol w:w="5070"/>
+        <w:gridCol w:w="5529"/>
+        <w:gridCol w:w="4986"/>
       </w:tblGrid>
       <w:tr>
         <w:trPr>
@@ -135,7 +146,7 @@
         </w:trPr>
         <w:tc>
           <w:tcPr>
-            <w:tcW w:w="5445" w:type="dxa"/>
+            <w:tcW w:w="5529" w:type="dxa"/>
             <w:tcMar>
               <w:top w:w="-144" w:type="dxa"/>
               <w:left w:w="-144" w:type="dxa"/>
@@ -149,7 +160,7 @@
                 <w:ilvl w:val="0"/>
                 <w:numId w:val="1"/>
               </w:numPr>
-              <w:spacing w:before="120"/>
+              <w:spacing w:before="120" w:after="40"/>
               <w:ind w:left="714" w:hanging="357"/>
               <w:rPr>
                 <w:rFonts w:ascii="Literata" w:eastAsia="Literata" w:hAnsi="Literata" w:cs="Literata"/>
@@ -161,13 +172,21 @@
                 <w:b/>
                 <w:bCs/>
               </w:rPr>
-              <w:t>Languages &amp; Web Development:</w:t>
-            </w:r>
-            <w:r>
-              <w:rPr>
-                <w:rFonts w:ascii="Literata" w:eastAsia="Literata" w:hAnsi="Literata" w:cs="Literata"/>
-              </w:rPr>
-              <w:t xml:space="preserve"> C#, Java, JavaScript, PHP, HTML, CSS, and C++, with experience applying object-oriented programming principles and developing MVC-based web applications.</w:t>
+              <w:t>Data, AI &amp; Automation:</w:t>
+            </w:r>
+            <w:r>
+              <w:rPr>
+                <w:rFonts w:ascii="Literata" w:eastAsia="Literata" w:hAnsi="Literata" w:cs="Literata"/>
+              </w:rPr>
+              <w:t xml:space="preserve"> </w:t>
+            </w:r>
+            <w:r>
+              <w:rPr>
+                <w:rFonts w:ascii="Literata" w:eastAsia="Literata" w:hAnsi="Literata" w:cs="Literata"/>
+                <w:sz w:val="17"/>
+                <w:szCs w:val="17"/>
+              </w:rPr>
+              <w:t>Hands-on experience with Microsoft Power Automate, AI-assisted automation, SQL-integrated workflows, MySQL, and MongoDB. Experience retrieving and processing database records, automating workflows, and integrating data-driven functionality into applications.</w:t>
             </w:r>
           </w:p>
           <w:p>
@@ -176,6 +195,8 @@
                 <w:ilvl w:val="0"/>
                 <w:numId w:val="1"/>
               </w:numPr>
+              <w:spacing w:before="40" w:after="40"/>
+              <w:ind w:left="714" w:hanging="357"/>
               <w:rPr>
                 <w:rFonts w:ascii="Literata" w:eastAsia="Literata" w:hAnsi="Literata" w:cs="Literata"/>
               </w:rPr>
@@ -186,13 +207,21 @@
                 <w:b/>
                 <w:bCs/>
               </w:rPr>
-              <w:t>Frameworks &amp; Libraries:</w:t>
-            </w:r>
-            <w:r>
-              <w:rPr>
-                <w:rFonts w:ascii="Literata" w:eastAsia="Literata" w:hAnsi="Literata" w:cs="Literata"/>
-              </w:rPr>
-              <w:t xml:space="preserve"> ASP.NET MVC, Express, React, Entity Framework, and LINQ for building web applications, connecting application logic to databases, and supporting structured data access.</w:t>
+              <w:t>Languages &amp; Web Development:</w:t>
+            </w:r>
+            <w:r>
+              <w:rPr>
+                <w:rFonts w:ascii="Literata" w:eastAsia="Literata" w:hAnsi="Literata" w:cs="Literata"/>
+              </w:rPr>
+              <w:t xml:space="preserve"> </w:t>
+            </w:r>
+            <w:r>
+              <w:rPr>
+                <w:rFonts w:ascii="Literata" w:eastAsia="Literata" w:hAnsi="Literata" w:cs="Literata"/>
+                <w:sz w:val="17"/>
+                <w:szCs w:val="17"/>
+              </w:rPr>
+              <w:t>C#, Java, JavaScript, PHP, HTML, CSS, and C++, with experience applying object-oriented programming principles and developing MVC-based web applications.</w:t>
             </w:r>
           </w:p>
           <w:p>
@@ -201,8 +230,7 @@
                 <w:ilvl w:val="0"/>
                 <w:numId w:val="1"/>
               </w:numPr>
-              <w:spacing w:after="120"/>
-              <w:ind w:left="714" w:hanging="357"/>
+              <w:spacing w:before="40" w:after="40"/>
               <w:rPr>
                 <w:rFonts w:ascii="Literata" w:eastAsia="Literata" w:hAnsi="Literata" w:cs="Literata"/>
               </w:rPr>
@@ -213,19 +241,27 @@
                 <w:b/>
                 <w:bCs/>
               </w:rPr>
-              <w:t>Data, AI &amp; Automation:</w:t>
-            </w:r>
-            <w:r>
-              <w:rPr>
-                <w:rFonts w:ascii="Literata" w:eastAsia="Literata" w:hAnsi="Literata" w:cs="Literata"/>
-              </w:rPr>
-              <w:t xml:space="preserve"> Hands-on experience with Microsoft Power Automate, AI-assisted automation, SQL-integrated workflows, MySQL, and MongoDB. Experience retrieving and processing database records, automating workflows, and integrating data-driven functionality into applications.</w:t>
+              <w:t>Frameworks &amp; Libraries:</w:t>
+            </w:r>
+            <w:r>
+              <w:rPr>
+                <w:rFonts w:ascii="Literata" w:eastAsia="Literata" w:hAnsi="Literata" w:cs="Literata"/>
+              </w:rPr>
+              <w:t xml:space="preserve"> </w:t>
+            </w:r>
+            <w:r>
+              <w:rPr>
+                <w:rFonts w:ascii="Literata" w:eastAsia="Literata" w:hAnsi="Literata" w:cs="Literata"/>
+                <w:sz w:val="17"/>
+                <w:szCs w:val="17"/>
+              </w:rPr>
+              <w:t>ASP.NET MVC, Express, React, Entity Framework, and LINQ for building web applications, connecting application logic to databases, and supporting structured data access.</w:t>
             </w:r>
           </w:p>
         </w:tc>
         <w:tc>
           <w:tcPr>
-            <w:tcW w:w="5070" w:type="dxa"/>
+            <w:tcW w:w="4986" w:type="dxa"/>
             <w:tcMar>
               <w:top w:w="0" w:type="dxa"/>
               <w:left w:w="0" w:type="dxa"/>
@@ -239,7 +275,7 @@
                 <w:ilvl w:val="0"/>
                 <w:numId w:val="1"/>
               </w:numPr>
-              <w:spacing w:before="120"/>
+              <w:spacing w:before="120" w:after="40"/>
               <w:ind w:left="714" w:hanging="357"/>
               <w:rPr>
                 <w:rFonts w:ascii="Literata" w:eastAsia="Literata" w:hAnsi="Literata" w:cs="Literata"/>
@@ -257,7 +293,15 @@
               <w:rPr>
                 <w:rFonts w:ascii="Literata" w:eastAsia="Literata" w:hAnsi="Literata" w:cs="Literata"/>
               </w:rPr>
-              <w:t xml:space="preserve"> Experience using GitHub and GitHub Desktop to manage source code, track changes, and collaborate with multiple team members on shared development projects.</w:t>
+              <w:t xml:space="preserve"> </w:t>
+            </w:r>
+            <w:r>
+              <w:rPr>
+                <w:rFonts w:ascii="Literata" w:eastAsia="Literata" w:hAnsi="Literata" w:cs="Literata"/>
+                <w:sz w:val="17"/>
+                <w:szCs w:val="17"/>
+              </w:rPr>
+              <w:t>Experience using GitHub and GitHub Desktop to manage source code, track changes, and collaborate with multiple team members on shared development projects.</w:t>
             </w:r>
           </w:p>
           <w:p>
@@ -266,6 +310,7 @@
                 <w:ilvl w:val="0"/>
                 <w:numId w:val="1"/>
               </w:numPr>
+              <w:spacing w:before="40" w:afterLines="40" w:after="96"/>
               <w:rPr>
                 <w:rFonts w:ascii="Literata" w:eastAsia="Literata" w:hAnsi="Literata" w:cs="Literata"/>
               </w:rPr>
@@ -282,7 +327,15 @@
               <w:rPr>
                 <w:rFonts w:ascii="Literata" w:eastAsia="Literata" w:hAnsi="Literata" w:cs="Literata"/>
               </w:rPr>
-              <w:t xml:space="preserve"> Knowledge of Agile development methodologies, the software development life cycle, basic project management fundamentals, documentation, testing, and collaborative software delivery.</w:t>
+              <w:t xml:space="preserve"> </w:t>
+            </w:r>
+            <w:r>
+              <w:rPr>
+                <w:rFonts w:ascii="Literata" w:eastAsia="Literata" w:hAnsi="Literata" w:cs="Literata"/>
+                <w:sz w:val="17"/>
+                <w:szCs w:val="17"/>
+              </w:rPr>
+              <w:t>Knowledge of Agile development methodologies, the software development life cycle, basic project management fundamentals, documentation, testing, and collaborative software delivery.</w:t>
             </w:r>
           </w:p>
           <w:p>
@@ -291,7 +344,7 @@
                 <w:ilvl w:val="0"/>
                 <w:numId w:val="1"/>
               </w:numPr>
-              <w:spacing w:after="120"/>
+              <w:spacing w:before="40" w:afterLines="40" w:after="96"/>
               <w:ind w:left="714" w:hanging="357"/>
               <w:rPr>
                 <w:rFonts w:ascii="Literata" w:eastAsia="Literata" w:hAnsi="Literata" w:cs="Literata"/>
@@ -309,7 +362,15 @@
               <w:rPr>
                 <w:rFonts w:ascii="Literata" w:eastAsia="Literata" w:hAnsi="Literata" w:cs="Literata"/>
               </w:rPr>
-              <w:t xml:space="preserve"> Experience with C++ programming for Arduino and embedded systems, as well as game design and development principles through small-scale project work.</w:t>
+              <w:t xml:space="preserve"> </w:t>
+            </w:r>
+            <w:r>
+              <w:rPr>
+                <w:rFonts w:ascii="Literata" w:eastAsia="Literata" w:hAnsi="Literata" w:cs="Literata"/>
+                <w:sz w:val="17"/>
+                <w:szCs w:val="17"/>
+              </w:rPr>
+              <w:t>Experience with C++ programming for Arduino and embedded systems, as well as game design and development principles through small-scale project work.</w:t>
             </w:r>
           </w:p>
         </w:tc>
@@ -325,7 +386,7 @@
           <w:right w:val="nil"/>
           <w:between w:val="nil"/>
         </w:pBdr>
-        <w:spacing w:before="100" w:after="40"/>
+        <w:spacing w:after="40"/>
         <w:rPr>
           <w:rFonts w:ascii="Literata" w:eastAsia="Literata" w:hAnsi="Literata" w:cs="Literata"/>
           <w:b/>
@@ -434,17 +495,7 @@
                 <w:sz w:val="17"/>
                 <w:szCs w:val="17"/>
               </w:rPr>
-              <w:t>Spring</w:t>
-            </w:r>
-            <w:r>
-              <w:rPr>
-                <w:rFonts w:ascii="Literata" w:eastAsia="Literata" w:hAnsi="Literata" w:cs="Literata"/>
-                <w:b/>
-                <w:bCs/>
-                <w:sz w:val="17"/>
-                <w:szCs w:val="17"/>
-              </w:rPr>
-              <w:t xml:space="preserve"> 2026</w:t>
+              <w:t>Spring 2026</w:t>
             </w:r>
           </w:p>
         </w:tc>
@@ -479,7 +530,25 @@
           <w:sz w:val="17"/>
           <w:szCs w:val="17"/>
         </w:rPr>
-        <w:t xml:space="preserve">Developed two AI-enabled automation solutions using Microsoft Power Automate and SQL data, applying </w:t>
+        <w:t xml:space="preserve">Developed </w:t>
+      </w:r>
+      <w:r>
+        <w:rPr>
+          <w:rFonts w:ascii="Literata" w:eastAsia="Literata" w:hAnsi="Literata" w:cs="Literata"/>
+          <w:color w:val="000000"/>
+          <w:sz w:val="17"/>
+          <w:szCs w:val="17"/>
+        </w:rPr>
+        <w:t>an</w:t>
+      </w:r>
+      <w:r>
+        <w:rPr>
+          <w:rFonts w:ascii="Literata" w:eastAsia="Literata" w:hAnsi="Literata" w:cs="Literata"/>
+          <w:color w:val="000000"/>
+          <w:sz w:val="17"/>
+          <w:szCs w:val="17"/>
+        </w:rPr>
+        <w:t xml:space="preserve"> AI-enabled automation solution using Microsoft Power Automate and SQL data, applying </w:t>
       </w:r>
       <w:r>
         <w:rPr>
@@ -498,6 +567,15 @@
           <w:szCs w:val="17"/>
         </w:rPr>
         <w:t>structured prompts and controls for reliable information input and output.</w:t>
+      </w:r>
+      <w:r>
+        <w:rPr>
+          <w:rFonts w:ascii="Literata" w:eastAsia="Literata" w:hAnsi="Literata" w:cs="Literata"/>
+          <w:color w:val="000000"/>
+          <w:sz w:val="17"/>
+          <w:szCs w:val="17"/>
+        </w:rPr>
+        <w:t xml:space="preserve"> Implemented many responsible AI strategies.</w:t>
       </w:r>
     </w:p>
     <w:p>
@@ -530,6 +608,15 @@
           <w:szCs w:val="17"/>
         </w:rPr>
         <w:t>Implemented document-processing workflows that tagged unstructured PDF files and used a trained AI model to reduce manual, high-volume work.</w:t>
+      </w:r>
+      <w:r>
+        <w:rPr>
+          <w:rFonts w:ascii="Literata" w:eastAsia="Literata" w:hAnsi="Literata" w:cs="Literata"/>
+          <w:color w:val="000000"/>
+          <w:sz w:val="17"/>
+          <w:szCs w:val="17"/>
+        </w:rPr>
+        <w:t xml:space="preserve"> Implemented automated flows to run AI calls and save results to a database.</w:t>
       </w:r>
     </w:p>
     <w:p>
@@ -651,17 +738,7 @@
                 <w:sz w:val="17"/>
                 <w:szCs w:val="17"/>
               </w:rPr>
-              <w:t>Summer</w:t>
-            </w:r>
-            <w:r>
-              <w:rPr>
-                <w:rFonts w:ascii="Literata" w:eastAsia="Literata" w:hAnsi="Literata" w:cs="Literata"/>
-                <w:b/>
-                <w:bCs/>
-                <w:sz w:val="17"/>
-                <w:szCs w:val="17"/>
-              </w:rPr>
-              <w:t xml:space="preserve"> 2025</w:t>
+              <w:t>Summer 2025</w:t>
             </w:r>
           </w:p>
         </w:tc>
@@ -698,29 +775,15 @@
         </w:rPr>
         <w:t>Supported three database document-management projects while maintaining accuracy, reliability, and compliance with team processes.</w:t>
       </w:r>
-    </w:p>
-    <w:p>
-      <w:pPr>
-        <w:pStyle w:val="ListParagraph"/>
-        <w:numPr>
-          <w:ilvl w:val="0"/>
-          <w:numId w:val="3"/>
-        </w:numPr>
-        <w:pBdr>
-          <w:top w:val="nil"/>
-          <w:left w:val="nil"/>
-          <w:bottom w:val="nil"/>
-          <w:right w:val="nil"/>
-          <w:between w:val="nil"/>
-        </w:pBdr>
-        <w:spacing w:after="24"/>
-        <w:rPr>
-          <w:rFonts w:ascii="Literata" w:eastAsia="Literata" w:hAnsi="Literata" w:cs="Literata"/>
-          <w:color w:val="000000"/>
-          <w:sz w:val="17"/>
-          <w:szCs w:val="17"/>
-        </w:rPr>
-      </w:pPr>
+      <w:r>
+        <w:rPr>
+          <w:rFonts w:ascii="Literata" w:eastAsia="Literata" w:hAnsi="Literata" w:cs="Literata"/>
+          <w:color w:val="000000"/>
+          <w:sz w:val="17"/>
+          <w:szCs w:val="17"/>
+        </w:rPr>
+        <w:t xml:space="preserve"> </w:t>
+      </w:r>
       <w:r>
         <w:rPr>
           <w:rFonts w:ascii="Literata" w:eastAsia="Literata" w:hAnsi="Literata" w:cs="Literata"/>
@@ -730,29 +793,15 @@
         </w:rPr>
         <w:t>Identified and shared workflow improvements that increased efficiency without compromising document quality or control.</w:t>
       </w:r>
-    </w:p>
-    <w:p>
-      <w:pPr>
-        <w:pStyle w:val="ListParagraph"/>
-        <w:numPr>
-          <w:ilvl w:val="0"/>
-          <w:numId w:val="3"/>
-        </w:numPr>
-        <w:pBdr>
-          <w:top w:val="nil"/>
-          <w:left w:val="nil"/>
-          <w:bottom w:val="nil"/>
-          <w:right w:val="nil"/>
-          <w:between w:val="nil"/>
-        </w:pBdr>
-        <w:spacing w:after="24"/>
-        <w:rPr>
-          <w:rFonts w:ascii="Literata" w:eastAsia="Literata" w:hAnsi="Literata" w:cs="Literata"/>
-          <w:color w:val="000000"/>
-          <w:sz w:val="17"/>
-          <w:szCs w:val="17"/>
-        </w:rPr>
-      </w:pPr>
+      <w:r>
+        <w:rPr>
+          <w:rFonts w:ascii="Literata" w:eastAsia="Literata" w:hAnsi="Literata" w:cs="Literata"/>
+          <w:color w:val="000000"/>
+          <w:sz w:val="17"/>
+          <w:szCs w:val="17"/>
+        </w:rPr>
+        <w:t xml:space="preserve"> </w:t>
+      </w:r>
       <w:r>
         <w:rPr>
           <w:rFonts w:ascii="Literata" w:eastAsia="Literata" w:hAnsi="Literata" w:cs="Literata"/>
@@ -887,29 +936,15 @@
         </w:rPr>
         <w:t>Installed Google smart-home devices in seniors' homes and provided clear, patient instruction on setup, daily use, and practical benefits.</w:t>
       </w:r>
-    </w:p>
-    <w:p>
-      <w:pPr>
-        <w:pStyle w:val="ListParagraph"/>
-        <w:numPr>
-          <w:ilvl w:val="0"/>
-          <w:numId w:val="4"/>
-        </w:numPr>
-        <w:pBdr>
-          <w:top w:val="nil"/>
-          <w:left w:val="nil"/>
-          <w:bottom w:val="nil"/>
-          <w:right w:val="nil"/>
-          <w:between w:val="nil"/>
-        </w:pBdr>
-        <w:spacing w:after="24"/>
-        <w:rPr>
-          <w:rFonts w:ascii="Literata" w:eastAsia="Literata" w:hAnsi="Literata" w:cs="Literata"/>
-          <w:color w:val="000000"/>
-          <w:sz w:val="17"/>
-          <w:szCs w:val="17"/>
-        </w:rPr>
-      </w:pPr>
+      <w:r>
+        <w:rPr>
+          <w:rFonts w:ascii="Literata" w:eastAsia="Literata" w:hAnsi="Literata" w:cs="Literata"/>
+          <w:color w:val="000000"/>
+          <w:sz w:val="17"/>
+          <w:szCs w:val="17"/>
+        </w:rPr>
+        <w:t xml:space="preserve"> </w:t>
+      </w:r>
       <w:r>
         <w:rPr>
           <w:rFonts w:ascii="Literata" w:eastAsia="Literata" w:hAnsi="Literata" w:cs="Literata"/>
@@ -950,6 +985,17 @@
           <w:szCs w:val="20"/>
         </w:rPr>
         <w:t>EDUCATION</w:t>
+      </w:r>
+      <w:r>
+        <w:rPr>
+          <w:rFonts w:ascii="Literata" w:eastAsia="Literata" w:hAnsi="Literata" w:cs="Literata"/>
+          <w:b/>
+          <w:bCs/>
+          <w:color w:val="1F4E79"/>
+          <w:sz w:val="20"/>
+          <w:szCs w:val="20"/>
+        </w:rPr>
+        <w:t xml:space="preserve"> &amp; EXTRACURRICULARS</w:t>
       </w:r>
     </w:p>
     <w:tbl>
@@ -1129,7 +1175,7 @@
     </w:p>
     <w:tbl>
       <w:tblPr>
-        <w:tblStyle w:val="a4"/>
+        <w:tblStyle w:val="a3"/>
         <w:tblW w:w="10224" w:type="dxa"/>
         <w:jc w:val="center"/>
         <w:tblInd w:w="0" w:type="dxa"/>
@@ -1164,6 +1210,8 @@
             <w:pPr>
               <w:rPr>
                 <w:rFonts w:ascii="Literata" w:eastAsia="Literata" w:hAnsi="Literata" w:cs="Literata"/>
+                <w:i/>
+                <w:iCs/>
               </w:rPr>
             </w:pPr>
             <w:r>
@@ -1172,7 +1220,7 @@
                 <w:b/>
                 <w:bCs/>
               </w:rPr>
-              <w:t>High School Diploma - High Honours with Distinction</w:t>
+              <w:t>New Brunswick Global Game Jam 2026</w:t>
             </w:r>
             <w:r>
               <w:rPr>
@@ -1180,7 +1228,15 @@
                 <w:i/>
                 <w:iCs/>
               </w:rPr>
-              <w:t xml:space="preserve"> | Kennebecasis Valley High School</w:t>
+              <w:t xml:space="preserve"> | </w:t>
+            </w:r>
+            <w:r>
+              <w:rPr>
+                <w:rFonts w:ascii="Literata" w:eastAsia="Literata" w:hAnsi="Literata" w:cs="Literata"/>
+                <w:i/>
+                <w:iCs/>
+              </w:rPr>
+              <w:t>InteractiveNB</w:t>
             </w:r>
           </w:p>
         </w:tc>
@@ -1214,7 +1270,7 @@
                 <w:sz w:val="17"/>
                 <w:szCs w:val="17"/>
               </w:rPr>
-              <w:t>2020-2024</w:t>
+              <w:t>Feb 2026</w:t>
             </w:r>
           </w:p>
         </w:tc>
@@ -1225,30 +1281,125 @@
         <w:pStyle w:val="ListParagraph"/>
         <w:numPr>
           <w:ilvl w:val="0"/>
-          <w:numId w:val="6"/>
+          <w:numId w:val="7"/>
         </w:numPr>
-        <w:pBdr>
-          <w:top w:val="nil"/>
-          <w:left w:val="nil"/>
-          <w:bottom w:val="nil"/>
-          <w:right w:val="nil"/>
-          <w:between w:val="nil"/>
-        </w:pBdr>
-        <w:spacing w:after="24"/>
-        <w:rPr>
-          <w:rFonts w:ascii="Literata" w:eastAsia="Literata" w:hAnsi="Literata" w:cs="Literata"/>
-          <w:sz w:val="17"/>
-          <w:szCs w:val="17"/>
-        </w:rPr>
-      </w:pPr>
-      <w:r>
-        <w:rPr>
-          <w:rFonts w:ascii="Literata" w:eastAsia="Literata" w:hAnsi="Literata" w:cs="Literata"/>
-          <w:color w:val="000000"/>
-          <w:sz w:val="17"/>
-          <w:szCs w:val="17"/>
-        </w:rPr>
-        <w:t>Completed AP Calculus and AP Physics; selected as a valedictorian nominee.</w:t>
+        <w:spacing w:before="60"/>
+        <w:rPr>
+          <w:rFonts w:ascii="Literata" w:eastAsia="Literata" w:hAnsi="Literata" w:cs="Literata"/>
+          <w:i/>
+          <w:iCs/>
+          <w:color w:val="5A5A5A"/>
+          <w:sz w:val="16"/>
+          <w:szCs w:val="16"/>
+        </w:rPr>
+      </w:pPr>
+      <w:r>
+        <w:rPr>
+          <w:rFonts w:ascii="Literata" w:eastAsia="Literata" w:hAnsi="Literata" w:cs="Literata"/>
+          <w:color w:val="000000"/>
+          <w:sz w:val="17"/>
+          <w:szCs w:val="17"/>
+        </w:rPr>
+        <w:t xml:space="preserve">Challenged myself to </w:t>
+      </w:r>
+      <w:r>
+        <w:rPr>
+          <w:rFonts w:ascii="Literata" w:eastAsia="Literata" w:hAnsi="Literata" w:cs="Literata"/>
+          <w:color w:val="000000"/>
+          <w:sz w:val="17"/>
+          <w:szCs w:val="17"/>
+        </w:rPr>
+        <w:t xml:space="preserve">participate in a game jam, </w:t>
+      </w:r>
+      <w:r>
+        <w:rPr>
+          <w:rFonts w:ascii="Literata" w:eastAsia="Literata" w:hAnsi="Literata" w:cs="Literata"/>
+          <w:color w:val="000000"/>
+          <w:sz w:val="17"/>
+          <w:szCs w:val="17"/>
+        </w:rPr>
+        <w:t>develop</w:t>
+      </w:r>
+      <w:r>
+        <w:rPr>
+          <w:rFonts w:ascii="Literata" w:eastAsia="Literata" w:hAnsi="Literata" w:cs="Literata"/>
+          <w:color w:val="000000"/>
+          <w:sz w:val="17"/>
+          <w:szCs w:val="17"/>
+        </w:rPr>
+        <w:t>ing</w:t>
+      </w:r>
+      <w:r>
+        <w:rPr>
+          <w:rFonts w:ascii="Literata" w:eastAsia="Literata" w:hAnsi="Literata" w:cs="Literata"/>
+          <w:color w:val="000000"/>
+          <w:sz w:val="17"/>
+          <w:szCs w:val="17"/>
+        </w:rPr>
+        <w:t xml:space="preserve"> a video game from scratch under a 48-hour time limit.</w:t>
+      </w:r>
+    </w:p>
+    <w:p>
+      <w:pPr>
+        <w:pStyle w:val="ListParagraph"/>
+        <w:numPr>
+          <w:ilvl w:val="0"/>
+          <w:numId w:val="7"/>
+        </w:numPr>
+        <w:spacing w:before="60"/>
+        <w:rPr>
+          <w:rFonts w:ascii="Literata" w:eastAsia="Literata" w:hAnsi="Literata" w:cs="Literata"/>
+          <w:i/>
+          <w:iCs/>
+          <w:color w:val="5A5A5A"/>
+          <w:sz w:val="16"/>
+          <w:szCs w:val="16"/>
+        </w:rPr>
+      </w:pPr>
+      <w:r>
+        <w:rPr>
+          <w:rFonts w:ascii="Literata" w:eastAsia="Literata" w:hAnsi="Literata" w:cs="Literata"/>
+          <w:color w:val="000000"/>
+          <w:sz w:val="17"/>
+          <w:szCs w:val="17"/>
+        </w:rPr>
+        <w:t>Solo developed an entire project</w:t>
+      </w:r>
+      <w:r>
+        <w:rPr>
+          <w:rFonts w:ascii="Literata" w:eastAsia="Literata" w:hAnsi="Literata" w:cs="Literata"/>
+          <w:color w:val="000000"/>
+          <w:sz w:val="17"/>
+          <w:szCs w:val="17"/>
+        </w:rPr>
+        <w:t xml:space="preserve"> with original artwork, entirely self-programmed, and designed under pressure. Created using Godot Engine written in GDScript, artwork drawn in Aseprite. Uses royalty-free music and sound effects.</w:t>
+      </w:r>
+    </w:p>
+    <w:p>
+      <w:pPr>
+        <w:pStyle w:val="ListParagraph"/>
+        <w:numPr>
+          <w:ilvl w:val="0"/>
+          <w:numId w:val="7"/>
+        </w:numPr>
+        <w:spacing w:before="60"/>
+        <w:rPr>
+          <w:rFonts w:ascii="Literata" w:eastAsia="Literata" w:hAnsi="Literata" w:cs="Literata"/>
+          <w:i/>
+          <w:iCs/>
+          <w:color w:val="5A5A5A"/>
+          <w:sz w:val="16"/>
+          <w:szCs w:val="16"/>
+        </w:rPr>
+      </w:pPr>
+      <w:r>
+        <w:rPr>
+          <w:rFonts w:ascii="Literata" w:eastAsia="Literata" w:hAnsi="Literata" w:cs="Literata"/>
+          <w:color w:val="000000"/>
+          <w:sz w:val="17"/>
+          <w:szCs w:val="17"/>
+        </w:rPr>
+        <w:t xml:space="preserve">Released for the public to play at any time, and source code is public on Github. </w:t>
       </w:r>
     </w:p>
     <w:p>
@@ -1623,6 +1774,119 @@
     </w:lvl>
   </w:abstractNum>
   <w:abstractNum w:abstractNumId="3" w15:restartNumberingAfterBreak="0">
+    <w:nsid w:val="41EB23F1"/>
+    <w:multiLevelType w:val="hybridMultilevel"/>
+    <w:tmpl w:val="270429C2"/>
+    <w:lvl w:ilvl="0" w:tplc="10090001">
+      <w:start w:val="1"/>
+      <w:numFmt w:val="bullet"/>
+      <w:lvlText w:val=""/>
+      <w:lvlJc w:val="left"/>
+      <w:pPr>
+        <w:ind w:left="720" w:hanging="360"/>
+      </w:pPr>
+      <w:rPr>
+        <w:rFonts w:ascii="Symbol" w:hAnsi="Symbol" w:hint="default"/>
+      </w:rPr>
+    </w:lvl>
+    <w:lvl w:ilvl="1" w:tplc="10090003" w:tentative="1">
+      <w:start w:val="1"/>
+      <w:numFmt w:val="bullet"/>
+      <w:lvlText w:val="o"/>
+      <w:lvlJc w:val="left"/>
+      <w:pPr>
+        <w:ind w:left="1440" w:hanging="360"/>
+      </w:pPr>
+      <w:rPr>
+        <w:rFonts w:ascii="Courier New" w:hAnsi="Courier New" w:cs="Courier New" w:hint="default"/>
+      </w:rPr>
+    </w:lvl>
+    <w:lvl w:ilvl="2" w:tplc="10090005" w:tentative="1">
+      <w:start w:val="1"/>
+      <w:numFmt w:val="bullet"/>
+      <w:lvlText w:val=""/>
+      <w:lvlJc w:val="left"/>
+      <w:pPr>
+        <w:ind w:left="2160" w:hanging="360"/>
+      </w:pPr>
+      <w:rPr>
+        <w:rFonts w:ascii="Wingdings" w:hAnsi="Wingdings" w:hint="default"/>
+      </w:rPr>
+    </w:lvl>
+    <w:lvl w:ilvl="3" w:tplc="10090001" w:tentative="1">
+      <w:start w:val="1"/>
+      <w:numFmt w:val="bullet"/>
+      <w:lvlText w:val=""/>
+      <w:lvlJc w:val="left"/>
+      <w:pPr>
+        <w:ind w:left="2880" w:hanging="360"/>
+      </w:pPr>
+      <w:rPr>
+        <w:rFonts w:ascii="Symbol" w:hAnsi="Symbol" w:hint="default"/>
+      </w:rPr>
+    </w:lvl>
+    <w:lvl w:ilvl="4" w:tplc="10090003" w:tentative="1">
+      <w:start w:val="1"/>
+      <w:numFmt w:val="bullet"/>
+      <w:lvlText w:val="o"/>
+      <w:lvlJc w:val="left"/>
+      <w:pPr>
+        <w:ind w:left="3600" w:hanging="360"/>
+      </w:pPr>
+      <w:rPr>
+        <w:rFonts w:ascii="Courier New" w:hAnsi="Courier New" w:cs="Courier New" w:hint="default"/>
+      </w:rPr>
+    </w:lvl>
+    <w:lvl w:ilvl="5" w:tplc="10090005" w:tentative="1">
+      <w:start w:val="1"/>
+      <w:numFmt w:val="bullet"/>
+      <w:lvlText w:val=""/>
+      <w:lvlJc w:val="left"/>
+      <w:pPr>
+        <w:ind w:left="4320" w:hanging="360"/>
+      </w:pPr>
+      <w:rPr>
+        <w:rFonts w:ascii="Wingdings" w:hAnsi="Wingdings" w:hint="default"/>
+      </w:rPr>
+    </w:lvl>
+    <w:lvl w:ilvl="6" w:tplc="10090001" w:tentative="1">
+      <w:start w:val="1"/>
+      <w:numFmt w:val="bullet"/>
+      <w:lvlText w:val=""/>
+      <w:lvlJc w:val="left"/>
+      <w:pPr>
+        <w:ind w:left="5040" w:hanging="360"/>
+      </w:pPr>
+      <w:rPr>
+        <w:rFonts w:ascii="Symbol" w:hAnsi="Symbol" w:hint="default"/>
+      </w:rPr>
+    </w:lvl>
+    <w:lvl w:ilvl="7" w:tplc="10090003" w:tentative="1">
+      <w:start w:val="1"/>
+      <w:numFmt w:val="bullet"/>
+      <w:lvlText w:val="o"/>
+      <w:lvlJc w:val="left"/>
+      <w:pPr>
+        <w:ind w:left="5760" w:hanging="360"/>
+      </w:pPr>
+      <w:rPr>
+        <w:rFonts w:ascii="Courier New" w:hAnsi="Courier New" w:cs="Courier New" w:hint="default"/>
+      </w:rPr>
+    </w:lvl>
+    <w:lvl w:ilvl="8" w:tplc="10090005" w:tentative="1">
+      <w:start w:val="1"/>
+      <w:numFmt w:val="bullet"/>
+      <w:lvlText w:val=""/>
+      <w:lvlJc w:val="left"/>
+      <w:pPr>
+        <w:ind w:left="6480" w:hanging="360"/>
+      </w:pPr>
+      <w:rPr>
+        <w:rFonts w:ascii="Wingdings" w:hAnsi="Wingdings" w:hint="default"/>
+      </w:rPr>
+    </w:lvl>
+  </w:abstractNum>
+  <w:abstractNum w:abstractNumId="4" w15:restartNumberingAfterBreak="0">
     <w:nsid w:val="61E730CD"/>
     <w:multiLevelType w:val="hybridMultilevel"/>
     <w:tmpl w:val="32C87996"/>
@@ -1735,7 +1999,7 @@
       </w:rPr>
     </w:lvl>
   </w:abstractNum>
-  <w:abstractNum w:abstractNumId="4" w15:restartNumberingAfterBreak="0">
+  <w:abstractNum w:abstractNumId="5" w15:restartNumberingAfterBreak="0">
     <w:nsid w:val="6CD33C81"/>
     <w:multiLevelType w:val="multilevel"/>
     <w:tmpl w:val="649E7B18"/>
@@ -1848,7 +2112,7 @@
       </w:rPr>
     </w:lvl>
   </w:abstractNum>
-  <w:abstractNum w:abstractNumId="5" w15:restartNumberingAfterBreak="0">
+  <w:abstractNum w:abstractNumId="6" w15:restartNumberingAfterBreak="0">
     <w:nsid w:val="6E3C4D25"/>
     <w:multiLevelType w:val="hybridMultilevel"/>
     <w:tmpl w:val="E26E1556"/>
@@ -1962,22 +2226,25 @@
     </w:lvl>
   </w:abstractNum>
   <w:num w:numId="1" w16cid:durableId="1236741779">
-    <w:abstractNumId w:val="4"/>
+    <w:abstractNumId w:val="5"/>
   </w:num>
   <w:num w:numId="2" w16cid:durableId="1634561562">
     <w:abstractNumId w:val="1"/>
   </w:num>
   <w:num w:numId="3" w16cid:durableId="35399598">
-    <w:abstractNumId w:val="5"/>
+    <w:abstractNumId w:val="6"/>
   </w:num>
   <w:num w:numId="4" w16cid:durableId="1073312009">
     <w:abstractNumId w:val="2"/>
   </w:num>
   <w:num w:numId="5" w16cid:durableId="1512647244">
-    <w:abstractNumId w:val="3"/>
+    <w:abstractNumId w:val="4"/>
   </w:num>
   <w:num w:numId="6" w16cid:durableId="1546484610">
     <w:abstractNumId w:val="0"/>
+  </w:num>
+  <w:num w:numId="7" w16cid:durableId="1999965619">
+    <w:abstractNumId w:val="3"/>
   </w:num>
 </w:numbering>
 </file>
